--- a/manuscript/Title_Page_Specifications.docx
+++ b/manuscript/Title_Page_Specifications.docx
@@ -257,7 +257,7 @@
           <w:sz w:val="24"/>
           <w:szCs w:val="24"/>
         </w:rPr>
-        <w:t xml:space="preserve">All materials are available at https://github.com/Fabbiologia/ai-skills-reproducibility-ecology and will be archived on Zenodo with a citable DOI on acceptance. For peer review the same materials are available anonymously at https://anonymous.4open.science/r/ai-skills-reproducibility-ecology-B13E/README.md. The archive contains the twelve tasks with their questions, written specifications and tolerances; the two independent implementations of every reference value and the agreement check between them; the prompts as they were sent; the 360 run records with the returned value and the executed script for each; the analysis script that produces every number reported in the paper; and the scripts that draw both figures. It also contains the materials for the three further sets of runs described in section 2.5, namely the runs written in R, the runs across five models from three companies, and the whole-report runs, together with the records of the transfer runs on renamed and rearranged data.</w:t>
+        <w:t xml:space="preserve">All materials are available at https://github.com/Fabbiologia/ai-skills-reproducibility-ecology and will be archived on Zenodo with a citable DOI on acceptance. For peer review the same materials are available anonymously at https://anonymous.4open.science/r/ai-skills-reproducibility-ecology-B13E/README.md. The archive contains the twelve tasks with their questions, written specifications and tolerances; the two independent implementations of every reference value and the agreement check between them; the prompts as they were sent; the 360 run records with the returned value and the executed script for each; the analysis script that produces every number reported in the paper, including the sensitivity of one comparison to how failed runs are counted; and the scripts that draw both figures and build the Supporting Information, which is generated from the archived records so that it cannot fall out of step with the analysis. It also contains the materials for the three further sets of runs described in section 2.5, namely the runs written in R, the runs across five models from three companies, and the whole-report runs, together with the records of the transfer runs on renamed and rearranged data.</w:t>
       </w:r>
     </w:p>
     <w:p>
